--- a/Resume_Software_Engineer.docx
+++ b/Resume_Software_Engineer.docx
@@ -15,7 +15,7 @@
           <w:sz w:val="44"/>
           <w:szCs w:val="44"/>
         </w:rPr>
-        <w:t xml:space="preserve">Viacheslav Chudaev</w:t>
+        <w:t xml:space="preserve">Viacheslav (Slava) Chudaev</w:t>
       </w:r>
     </w:p>
     <w:p>
@@ -45,7 +45,7 @@
         </w:rPr>
         <w:t xml:space="preserve">Portland, OR  ·  </w:t>
       </w:r>
-      <w:hyperlink w:history="1" r:id="rIdr9mtqf-wix9yecrnm5hkz">
+      <w:hyperlink w:history="1" r:id="rIdpo25dnaeb5_e7g7g0e1eb">
         <w:r>
           <w:rPr>
             <w:rStyle w:val="Hyperlink"/>
@@ -66,7 +66,7 @@
         </w:rPr>
         <w:t xml:space="preserve">  ·  </w:t>
       </w:r>
-      <w:hyperlink w:history="1" r:id="rIdh-yvcd198o9meflv4wywz">
+      <w:hyperlink w:history="1" r:id="rIdbrrsckjof0skh2uvvfra6">
         <w:r>
           <w:rPr>
             <w:rStyle w:val="Hyperlink"/>
@@ -87,7 +87,7 @@
         </w:rPr>
         <w:t xml:space="preserve">  ·  </w:t>
       </w:r>
-      <w:hyperlink w:history="1" r:id="rIdtvxutzthfyrw0hsuq35ss">
+      <w:hyperlink w:history="1" r:id="rIdvgwyxuqjwvpwn7t6mm0jd">
         <w:r>
           <w:rPr>
             <w:rStyle w:val="Hyperlink"/>
@@ -527,7 +527,7 @@
         </w:rPr>
         <w:t xml:space="preserve">Publishing platform for indie creators (</w:t>
       </w:r>
-      <w:hyperlink w:history="1" r:id="rId_aglnh3dtjm8iytkentpw">
+      <w:hyperlink w:history="1" r:id="rIdivxt27bgknpkvf_newsk2">
         <w:r>
           <w:rPr>
             <w:rStyle w:val="Hyperlink"/>
@@ -784,7 +784,7 @@
         </w:rPr>
         <w:t xml:space="preserve">Client-server PC MMORPG (</w:t>
       </w:r>
-      <w:hyperlink w:history="1" r:id="rIdbop89g27ucn75bn2xxweb">
+      <w:hyperlink w:history="1" r:id="rIddlkh-lxya_50aagmd9ab6">
         <w:r>
           <w:rPr>
             <w:rStyle w:val="Hyperlink"/>
@@ -1050,7 +1050,7 @@
         </w:rPr>
         <w:t xml:space="preserve">Multiplayer open-world mobile game, 50M+ downloads (</w:t>
       </w:r>
-      <w:hyperlink w:history="1" r:id="rIdyfnw-z_sh6wizfgein2p3">
+      <w:hyperlink w:history="1" r:id="rIdxrcb7ti4rrnbr0jdskhqc">
         <w:r>
           <w:rPr>
             <w:rStyle w:val="Hyperlink"/>
@@ -1315,7 +1315,7 @@
         </w:rPr>
         <w:t xml:space="preserve">Live mobile game (</w:t>
       </w:r>
-      <w:hyperlink w:history="1" r:id="rId2xuqemedg40uflrqrdkb1">
+      <w:hyperlink w:history="1" r:id="rIda5nz18g0qz9tnl3-asboy">
         <w:r>
           <w:rPr>
             <w:rStyle w:val="Hyperlink"/>
@@ -1448,7 +1448,7 @@
         </w:rPr>
         <w:t xml:space="preserve">Mobile action RPG, 1M+ downloads (</w:t>
       </w:r>
-      <w:hyperlink w:history="1" r:id="rIdn-oga7b_m8k-hxlgc-xnu">
+      <w:hyperlink w:history="1" r:id="rIdpwxibp5-sbe302ziwe-08">
         <w:r>
           <w:rPr>
             <w:rStyle w:val="Hyperlink"/>
@@ -1649,7 +1649,7 @@
         </w:rPr>
         <w:t xml:space="preserve">Industrial SCADA suite for PC and mobile (</w:t>
       </w:r>
-      <w:hyperlink w:history="1" r:id="rId0uxwaha-i_xdudaq4gslw">
+      <w:hyperlink w:history="1" r:id="rIdakjmcoge41fjiwadjowzh">
         <w:r>
           <w:rPr>
             <w:rStyle w:val="Hyperlink"/>
@@ -2154,7 +2154,7 @@
         <w:sz w:val="19"/>
         <w:szCs w:val="19"/>
       </w:rPr>
-      <w:t xml:space="preserve">VIACHESLAV CHUDAEV</w:t>
+      <w:t xml:space="preserve">VIACHESLAV (SLAVA) CHUDAEV</w:t>
     </w:r>
     <w:r>
       <w:t xml:space="preserve">	</w:t>

--- a/Resume_Software_Engineer.docx
+++ b/Resume_Software_Engineer.docx
@@ -45,7 +45,7 @@
         </w:rPr>
         <w:t xml:space="preserve">Portland, OR  ·  </w:t>
       </w:r>
-      <w:hyperlink w:history="1" r:id="rIdpo25dnaeb5_e7g7g0e1eb">
+      <w:hyperlink w:history="1" r:id="rIdy8vryt2llwn8_xrgipxxv">
         <w:r>
           <w:rPr>
             <w:rStyle w:val="Hyperlink"/>
@@ -66,7 +66,7 @@
         </w:rPr>
         <w:t xml:space="preserve">  ·  </w:t>
       </w:r>
-      <w:hyperlink w:history="1" r:id="rIdbrrsckjof0skh2uvvfra6">
+      <w:hyperlink w:history="1" r:id="rIdz4chnjcgen5wjzakgdkcw">
         <w:r>
           <w:rPr>
             <w:rStyle w:val="Hyperlink"/>
@@ -87,7 +87,7 @@
         </w:rPr>
         <w:t xml:space="preserve">  ·  </w:t>
       </w:r>
-      <w:hyperlink w:history="1" r:id="rIdvgwyxuqjwvpwn7t6mm0jd">
+      <w:hyperlink w:history="1" r:id="rId3ai5_nwvrmjkp-bpcyebe">
         <w:r>
           <w:rPr>
             <w:rStyle w:val="Hyperlink"/>
@@ -527,7 +527,7 @@
         </w:rPr>
         <w:t xml:space="preserve">Publishing platform for indie creators (</w:t>
       </w:r>
-      <w:hyperlink w:history="1" r:id="rIdivxt27bgknpkvf_newsk2">
+      <w:hyperlink w:history="1" r:id="rIdhtkqmjhcf1bzskwm3pxk5">
         <w:r>
           <w:rPr>
             <w:rStyle w:val="Hyperlink"/>
@@ -784,7 +784,7 @@
         </w:rPr>
         <w:t xml:space="preserve">Client-server PC MMORPG (</w:t>
       </w:r>
-      <w:hyperlink w:history="1" r:id="rIddlkh-lxya_50aagmd9ab6">
+      <w:hyperlink w:history="1" r:id="rIde2guikzoqqbysc9ccemu9">
         <w:r>
           <w:rPr>
             <w:rStyle w:val="Hyperlink"/>
@@ -1050,7 +1050,7 @@
         </w:rPr>
         <w:t xml:space="preserve">Multiplayer open-world mobile game, 50M+ downloads (</w:t>
       </w:r>
-      <w:hyperlink w:history="1" r:id="rIdxrcb7ti4rrnbr0jdskhqc">
+      <w:hyperlink w:history="1" r:id="rId9qv0rlus92zav90ixf-hv">
         <w:r>
           <w:rPr>
             <w:rStyle w:val="Hyperlink"/>
@@ -1315,7 +1315,7 @@
         </w:rPr>
         <w:t xml:space="preserve">Live mobile game (</w:t>
       </w:r>
-      <w:hyperlink w:history="1" r:id="rIda5nz18g0qz9tnl3-asboy">
+      <w:hyperlink w:history="1" r:id="rIddem9y2900qsluarx3nd_5">
         <w:r>
           <w:rPr>
             <w:rStyle w:val="Hyperlink"/>
@@ -1448,7 +1448,7 @@
         </w:rPr>
         <w:t xml:space="preserve">Mobile action RPG, 1M+ downloads (</w:t>
       </w:r>
-      <w:hyperlink w:history="1" r:id="rIdpwxibp5-sbe302ziwe-08">
+      <w:hyperlink w:history="1" r:id="rIdudvrvykljiq7sa0th6huh">
         <w:r>
           <w:rPr>
             <w:rStyle w:val="Hyperlink"/>
@@ -1649,7 +1649,7 @@
         </w:rPr>
         <w:t xml:space="preserve">Industrial SCADA suite for PC and mobile (</w:t>
       </w:r>
-      <w:hyperlink w:history="1" r:id="rIdakjmcoge41fjiwadjowzh">
+      <w:hyperlink w:history="1" r:id="rIderodftk0bunbrmlcai6av">
         <w:r>
           <w:rPr>
             <w:rStyle w:val="Hyperlink"/>
@@ -1687,7 +1687,7 @@
           <w:sz w:val="21"/>
           <w:szCs w:val="21"/>
         </w:rPr>
-        <w:t xml:space="preserve">Owned core architecture; the prototype won a Skolkovo innovation grant.</w:t>
+        <w:t xml:space="preserve">Proposed Unity for a new multiplatform SCADA suite and built the prototype that won a Skolkovo innovation grant.</w:t>
       </w:r>
     </w:p>
     <w:p>
@@ -1706,7 +1706,7 @@
           <w:sz w:val="21"/>
           <w:szCs w:val="21"/>
         </w:rPr>
-        <w:t xml:space="preserve">Built an IDE-style dockable UI with graph and code editors for industrial controller languages (IEC 61131-3).</w:t>
+        <w:t xml:space="preserve">Built a dynamic IDE-style UI that Unity lacks out of the box: dockable, configurable panels, lists and hierarchies, plus graph and code editors for industrial controller languages (IEC 61131-3).</w:t>
       </w:r>
     </w:p>
     <w:p>
